--- a/CareerLaunch-Project-Selection-Olakunle-Obademi-Saleh-Ntege.docx
+++ b/CareerLaunch-Project-Selection-Olakunle-Obademi-Saleh-Ntege.docx
@@ -111,7 +111,7 @@
         </w:pBdr>
       </w:pPr>
       <w:r>
-        <w:t>Synchronous meeting time: To be confirmed by both team members</w:t>
+        <w:t>Synchronous meeting time: Saturdays at 6:00 PM UK time (BST) / 8:00 PM Uganda time (EAT)</w:t>
       </w:r>
     </w:p>
     <w:p ns2:paraId="103FB9B7" ns2:textId="6EC807B8">
